--- a/vlasov_ms/Practice/Practice5/Отчет по практике.docx
+++ b/vlasov_ms/Practice/Practice5/Отчет по практике.docx
@@ -25245,7 +25245,6 @@
           <w:lang w:val="en-US"/>
         </w:rPr>
       </w:pPr>
-      <w:proofErr w:type="spellStart"/>
       <w:proofErr w:type="gramStart"/>
       <w:r>
         <w:rPr>
@@ -25253,9 +25252,8 @@
           <w:highlight w:val="lightGray"/>
           <w:lang w:val="en-US"/>
         </w:rPr>
-        <w:t>int</w:t>
-      </w:r>
-      <w:proofErr w:type="spellEnd"/>
+        <w:t>void</w:t>
+      </w:r>
       <w:proofErr w:type="gramEnd"/>
       <w:r>
         <w:rPr>
@@ -25263,7 +25261,7 @@
           <w:highlight w:val="lightGray"/>
           <w:lang w:val="en-US"/>
         </w:rPr>
-        <w:t xml:space="preserve">* </w:t>
+        <w:t xml:space="preserve"> </w:t>
       </w:r>
       <w:proofErr w:type="spellStart"/>
       <w:r>
@@ -25397,7 +25395,7 @@
         <w:t xml:space="preserve"> </w:t>
       </w:r>
       <w:r>
-        <w:t xml:space="preserve">массив индексов файлов, размеры которых необходимо отсортировать (на его основе будет создан упорядочивающий массив), </w:t>
+        <w:t xml:space="preserve">массив индексов файлов, </w:t>
       </w:r>
       <w:r>
         <w:rPr>
@@ -25416,35 +25414,6 @@
       </w:r>
       <w:r>
         <w:t>количество элементов в массиве.</w:t>
-      </w:r>
-    </w:p>
-    <w:p>
-      <w:r>
-        <w:rPr>
-          <w:b/>
-        </w:rPr>
-        <w:t>Выходные данные</w:t>
-      </w:r>
-      <w:r>
-        <w:rPr>
-          <w:b/>
-        </w:rPr>
-        <w:t>:</w:t>
-      </w:r>
-      <w:r>
-        <w:t xml:space="preserve"> </w:t>
-      </w:r>
-      <w:r>
-        <w:t>указатель на упорядочивающий массив</w:t>
-      </w:r>
-      <w:r>
-        <w:t xml:space="preserve"> </w:t>
-      </w:r>
-      <w:r>
-        <w:t>индексов</w:t>
-      </w:r>
-      <w:r>
-        <w:t>.</w:t>
       </w:r>
     </w:p>
     <w:p>
@@ -25455,7 +25424,6 @@
           <w:lang w:val="en-US"/>
         </w:rPr>
       </w:pPr>
-      <w:proofErr w:type="spellStart"/>
       <w:proofErr w:type="gramStart"/>
       <w:r>
         <w:rPr>
@@ -25463,9 +25431,8 @@
           <w:highlight w:val="lightGray"/>
           <w:lang w:val="en-US"/>
         </w:rPr>
-        <w:t>int</w:t>
-      </w:r>
-      <w:proofErr w:type="spellEnd"/>
+        <w:t>void</w:t>
+      </w:r>
       <w:proofErr w:type="gramEnd"/>
       <w:r>
         <w:rPr>
@@ -25473,7 +25440,7 @@
           <w:highlight w:val="lightGray"/>
           <w:lang w:val="en-US"/>
         </w:rPr>
-        <w:t xml:space="preserve">* </w:t>
+        <w:t xml:space="preserve"> </w:t>
       </w:r>
       <w:proofErr w:type="spellStart"/>
       <w:r>
@@ -25610,7 +25577,7 @@
         <w:t xml:space="preserve"> </w:t>
       </w:r>
       <w:r>
-        <w:t xml:space="preserve">массив индексов файлов, размеры которых необходимо отсортировать (на его основе будет создан упорядочивающий массив), </w:t>
+        <w:t xml:space="preserve">массив индексов файлов, </w:t>
       </w:r>
       <w:r>
         <w:rPr>
@@ -25629,32 +25596,6 @@
       </w:r>
       <w:r>
         <w:t>количество элементов в массиве.</w:t>
-      </w:r>
-    </w:p>
-    <w:p>
-      <w:r>
-        <w:rPr>
-          <w:b/>
-        </w:rPr>
-        <w:t>Выходные данные</w:t>
-      </w:r>
-      <w:r>
-        <w:rPr>
-          <w:b/>
-        </w:rPr>
-        <w:t>:</w:t>
-      </w:r>
-      <w:r>
-        <w:t xml:space="preserve"> указатель на упорядочивающий массив</w:t>
-      </w:r>
-      <w:r>
-        <w:t xml:space="preserve"> </w:t>
-      </w:r>
-      <w:r>
-        <w:t>индексов</w:t>
-      </w:r>
-      <w:r>
-        <w:t>.</w:t>
       </w:r>
     </w:p>
     <w:p>
@@ -25665,7 +25606,6 @@
           <w:lang w:val="en-US"/>
         </w:rPr>
       </w:pPr>
-      <w:proofErr w:type="spellStart"/>
       <w:proofErr w:type="gramStart"/>
       <w:r>
         <w:rPr>
@@ -25673,9 +25613,8 @@
           <w:highlight w:val="lightGray"/>
           <w:lang w:val="en-US"/>
         </w:rPr>
-        <w:t>int</w:t>
-      </w:r>
-      <w:proofErr w:type="spellEnd"/>
+        <w:t>void</w:t>
+      </w:r>
       <w:proofErr w:type="gramEnd"/>
       <w:r>
         <w:rPr>
@@ -25683,7 +25622,7 @@
           <w:highlight w:val="lightGray"/>
           <w:lang w:val="en-US"/>
         </w:rPr>
-        <w:t xml:space="preserve">* </w:t>
+        <w:t xml:space="preserve"> </w:t>
       </w:r>
       <w:proofErr w:type="spellStart"/>
       <w:r>
@@ -25814,7 +25753,7 @@
         <w:t xml:space="preserve"> </w:t>
       </w:r>
       <w:r>
-        <w:t xml:space="preserve">массив индексов файлов, размеры которых необходимо отсортировать (на его основе будет создан упорядочивающий массив), </w:t>
+        <w:t xml:space="preserve">массив индексов файлов, </w:t>
       </w:r>
       <w:r>
         <w:rPr>
@@ -25833,29 +25772,6 @@
       </w:r>
       <w:r>
         <w:t>количество элементов в массиве.</w:t>
-      </w:r>
-    </w:p>
-    <w:p>
-      <w:r>
-        <w:rPr>
-          <w:b/>
-        </w:rPr>
-        <w:t>Выходные данные</w:t>
-      </w:r>
-      <w:r>
-        <w:rPr>
-          <w:b/>
-        </w:rPr>
-        <w:t>:</w:t>
-      </w:r>
-      <w:r>
-        <w:t xml:space="preserve"> указатель на упорядочивающий массив</w:t>
-      </w:r>
-      <w:r>
-        <w:t xml:space="preserve"> </w:t>
-      </w:r>
-      <w:r>
-        <w:t>индексов.</w:t>
       </w:r>
     </w:p>
     <w:p>
@@ -25884,7 +25800,7 @@
           <w:highlight w:val="lightGray"/>
           <w:lang w:val="en-US"/>
         </w:rPr>
-        <w:t xml:space="preserve">* </w:t>
+        <w:t xml:space="preserve"> </w:t>
       </w:r>
       <w:proofErr w:type="spellStart"/>
       <w:r>
@@ -26015,7 +25931,7 @@
         <w:t xml:space="preserve"> </w:t>
       </w:r>
       <w:r>
-        <w:t xml:space="preserve">массив индексов файлов, размеры которых необходимо отсортировать (на его основе будет создан упорядочивающий массив), </w:t>
+        <w:t xml:space="preserve">массив индексов файлов, </w:t>
       </w:r>
       <w:r>
         <w:rPr>
@@ -26050,19 +25966,12 @@
         <w:t>:</w:t>
       </w:r>
       <w:r>
-        <w:t xml:space="preserve"> указатель на упорядочивающий массив, либо </w:t>
-      </w:r>
-      <w:r>
-        <w:rPr>
-          <w:rStyle w:val="ad"/>
-        </w:rPr>
-        <w:t>NULL</w:t>
-      </w:r>
-      <w:r>
-        <w:t xml:space="preserve"> при невозможности выполнения сортировки подсчетом.</w:t>
+        <w:t xml:space="preserve"> </w:t>
+      </w:r>
+      <w:r>
+        <w:t>результат выполнения (1 – ошибка, 0 – успех).</w:t>
       </w:r>
     </w:p>
-    <w:p/>
     <w:p>
       <w:pPr>
         <w:rPr>
@@ -26071,7 +25980,6 @@
           <w:lang w:val="en-US"/>
         </w:rPr>
       </w:pPr>
-      <w:proofErr w:type="spellStart"/>
       <w:proofErr w:type="gramStart"/>
       <w:r>
         <w:rPr>
@@ -26079,10 +25987,8 @@
           <w:highlight w:val="lightGray"/>
           <w:lang w:val="en-US"/>
         </w:rPr>
-        <w:lastRenderedPageBreak/>
-        <w:t>int</w:t>
-      </w:r>
-      <w:proofErr w:type="spellEnd"/>
+        <w:t>void</w:t>
+      </w:r>
       <w:proofErr w:type="gramEnd"/>
       <w:r>
         <w:rPr>
@@ -26090,7 +25996,7 @@
           <w:highlight w:val="lightGray"/>
           <w:lang w:val="en-US"/>
         </w:rPr>
-        <w:t xml:space="preserve">* </w:t>
+        <w:t xml:space="preserve"> </w:t>
       </w:r>
       <w:proofErr w:type="spellStart"/>
       <w:r>
@@ -26272,7 +26178,7 @@
         <w:t xml:space="preserve"> </w:t>
       </w:r>
       <w:r>
-        <w:t xml:space="preserve">массив индексов файлов, размеры которых необходимо отсортировать (на его основе будет создан упорядочивающий массив), </w:t>
+        <w:t xml:space="preserve">массив индексов файлов, </w:t>
       </w:r>
       <w:r>
         <w:rPr>
@@ -26313,32 +26219,6 @@
       </w:r>
       <w:r>
         <w:t>индексы крайних элементов сортируемого фрагмента массива</w:t>
-      </w:r>
-      <w:r>
-        <w:t>.</w:t>
-      </w:r>
-    </w:p>
-    <w:p>
-      <w:r>
-        <w:rPr>
-          <w:b/>
-        </w:rPr>
-        <w:t>Выходные данные</w:t>
-      </w:r>
-      <w:r>
-        <w:rPr>
-          <w:b/>
-        </w:rPr>
-        <w:t>:</w:t>
-      </w:r>
-      <w:r>
-        <w:t xml:space="preserve"> указатель на упорядочивающий массив</w:t>
-      </w:r>
-      <w:r>
-        <w:t xml:space="preserve"> </w:t>
-      </w:r>
-      <w:r>
-        <w:t>индексов</w:t>
       </w:r>
       <w:r>
         <w:t>.</w:t>
@@ -26601,7 +26481,6 @@
           <w:lang w:val="en-US"/>
         </w:rPr>
       </w:pPr>
-      <w:proofErr w:type="spellStart"/>
       <w:proofErr w:type="gramStart"/>
       <w:r>
         <w:rPr>
@@ -26609,9 +26488,9 @@
           <w:highlight w:val="lightGray"/>
           <w:lang w:val="en-US"/>
         </w:rPr>
-        <w:t>int</w:t>
-      </w:r>
-      <w:proofErr w:type="spellEnd"/>
+        <w:lastRenderedPageBreak/>
+        <w:t>void</w:t>
+      </w:r>
       <w:proofErr w:type="gramEnd"/>
       <w:r>
         <w:rPr>
@@ -26619,7 +26498,7 @@
           <w:highlight w:val="lightGray"/>
           <w:lang w:val="en-US"/>
         </w:rPr>
-        <w:t xml:space="preserve">* </w:t>
+        <w:t xml:space="preserve"> </w:t>
       </w:r>
       <w:proofErr w:type="spellStart"/>
       <w:r>
@@ -26801,7 +26680,7 @@
         <w:t xml:space="preserve"> </w:t>
       </w:r>
       <w:r>
-        <w:t xml:space="preserve">массив индексов файлов, размеры которых необходимо отсортировать (на его основе будет создан упорядочивающий массив), </w:t>
+        <w:t xml:space="preserve">массив индексов файлов, </w:t>
       </w:r>
       <w:r>
         <w:rPr>
@@ -26831,29 +26710,6 @@
       </w:r>
       <w:r>
         <w:t>индексы крайних элементов сортируемого фрагмента массива</w:t>
-      </w:r>
-      <w:r>
-        <w:t>.</w:t>
-      </w:r>
-    </w:p>
-    <w:p>
-      <w:r>
-        <w:rPr>
-          <w:b/>
-        </w:rPr>
-        <w:t>Выходные данные</w:t>
-      </w:r>
-      <w:r>
-        <w:rPr>
-          <w:b/>
-        </w:rPr>
-        <w:t>:</w:t>
-      </w:r>
-      <w:r>
-        <w:t xml:space="preserve"> указатель на упорядочивающий массив</w:t>
-      </w:r>
-      <w:r>
-        <w:t xml:space="preserve"> индексов</w:t>
       </w:r>
       <w:r>
         <w:t>.</w:t>
@@ -27351,7 +27207,12 @@
         <w:t xml:space="preserve"> </w:t>
       </w:r>
       <w:r>
-        <w:t>индексы правого, среднего и левого элемента фрагмента массива, части которого необходимо рекурсивно слить</w:t>
+        <w:t xml:space="preserve">индексы правого, среднего и левого элемента фрагмента массива, части которого необходимо </w:t>
+      </w:r>
+      <w:bookmarkStart w:id="26" w:name="_GoBack"/>
+      <w:bookmarkEnd w:id="26"/>
+      <w:r>
+        <w:t>рекурсивно слить</w:t>
       </w:r>
       <w:r>
         <w:t>.</w:t>
@@ -27437,12 +27298,12 @@
         </w:numPr>
         <w:ind w:left="1418" w:hanging="709"/>
       </w:pPr>
-      <w:bookmarkStart w:id="26" w:name="_Toc533250678"/>
+      <w:bookmarkStart w:id="27" w:name="_Toc533250678"/>
       <w:r>
         <w:lastRenderedPageBreak/>
         <w:t>Заключение</w:t>
       </w:r>
-      <w:bookmarkEnd w:id="26"/>
+      <w:bookmarkEnd w:id="27"/>
     </w:p>
     <w:p>
       <w:r>
@@ -27481,11 +27342,11 @@
       <w:pPr>
         <w:pStyle w:val="a0"/>
       </w:pPr>
-      <w:bookmarkStart w:id="27" w:name="_Ref533203345"/>
+      <w:bookmarkStart w:id="28" w:name="_Ref533203345"/>
       <w:r>
         <w:t>Сложность методов сортировки</w:t>
       </w:r>
-      <w:bookmarkEnd w:id="27"/>
+      <w:bookmarkEnd w:id="28"/>
     </w:p>
     <w:tbl>
       <w:tblPr>
@@ -28095,8 +27956,6 @@
           <w:rFonts w:eastAsiaTheme="majorEastAsia"/>
         </w:rPr>
       </w:pPr>
-      <w:bookmarkStart w:id="28" w:name="_GoBack"/>
-      <w:bookmarkEnd w:id="28"/>
     </w:p>
     <w:sectPr>
       <w:footerReference w:type="default" r:id="rId20"/>
@@ -28165,7 +28024,7 @@
           <w:rPr>
             <w:noProof/>
           </w:rPr>
-          <w:t>16</w:t>
+          <w:t>15</w:t>
         </w:r>
         <w:r>
           <w:fldChar w:fldCharType="end"/>
@@ -31539,11 +31398,11 @@
         </c:dLbls>
         <c:marker val="1"/>
         <c:smooth val="0"/>
-        <c:axId val="114463744"/>
-        <c:axId val="66325888"/>
+        <c:axId val="104466944"/>
+        <c:axId val="87642048"/>
       </c:lineChart>
       <c:catAx>
-        <c:axId val="114463744"/>
+        <c:axId val="104466944"/>
         <c:scaling>
           <c:orientation val="minMax"/>
         </c:scaling>
@@ -31554,7 +31413,7 @@
         <c:majorTickMark val="out"/>
         <c:minorTickMark val="none"/>
         <c:tickLblPos val="nextTo"/>
-        <c:crossAx val="66325888"/>
+        <c:crossAx val="87642048"/>
         <c:crosses val="autoZero"/>
         <c:auto val="1"/>
         <c:lblAlgn val="ctr"/>
@@ -31562,7 +31421,7 @@
         <c:noMultiLvlLbl val="0"/>
       </c:catAx>
       <c:valAx>
-        <c:axId val="66325888"/>
+        <c:axId val="87642048"/>
         <c:scaling>
           <c:orientation val="minMax"/>
         </c:scaling>
@@ -31573,7 +31432,7 @@
         <c:majorTickMark val="out"/>
         <c:minorTickMark val="none"/>
         <c:tickLblPos val="nextTo"/>
-        <c:crossAx val="114463744"/>
+        <c:crossAx val="104466944"/>
         <c:crosses val="autoZero"/>
         <c:crossBetween val="between"/>
       </c:valAx>
@@ -31813,11 +31672,11 @@
         </c:dLbls>
         <c:marker val="1"/>
         <c:smooth val="0"/>
-        <c:axId val="110486528"/>
-        <c:axId val="66328192"/>
+        <c:axId val="63398400"/>
+        <c:axId val="87643776"/>
       </c:lineChart>
       <c:catAx>
-        <c:axId val="110486528"/>
+        <c:axId val="63398400"/>
         <c:scaling>
           <c:orientation val="minMax"/>
         </c:scaling>
@@ -31828,7 +31687,7 @@
         <c:majorTickMark val="out"/>
         <c:minorTickMark val="none"/>
         <c:tickLblPos val="nextTo"/>
-        <c:crossAx val="66328192"/>
+        <c:crossAx val="87643776"/>
         <c:crosses val="autoZero"/>
         <c:auto val="1"/>
         <c:lblAlgn val="ctr"/>
@@ -31836,7 +31695,7 @@
         <c:noMultiLvlLbl val="0"/>
       </c:catAx>
       <c:valAx>
-        <c:axId val="66328192"/>
+        <c:axId val="87643776"/>
         <c:scaling>
           <c:orientation val="minMax"/>
         </c:scaling>
@@ -31847,7 +31706,7 @@
         <c:majorTickMark val="out"/>
         <c:minorTickMark val="none"/>
         <c:tickLblPos val="nextTo"/>
-        <c:crossAx val="110486528"/>
+        <c:crossAx val="63398400"/>
         <c:crosses val="autoZero"/>
         <c:crossBetween val="between"/>
       </c:valAx>
@@ -32110,11 +31969,11 @@
         </c:dLbls>
         <c:marker val="1"/>
         <c:smooth val="0"/>
-        <c:axId val="114464256"/>
-        <c:axId val="66329920"/>
+        <c:axId val="63400448"/>
+        <c:axId val="87645504"/>
       </c:lineChart>
       <c:catAx>
-        <c:axId val="114464256"/>
+        <c:axId val="63400448"/>
         <c:scaling>
           <c:orientation val="minMax"/>
         </c:scaling>
@@ -32125,7 +31984,7 @@
         <c:majorTickMark val="out"/>
         <c:minorTickMark val="none"/>
         <c:tickLblPos val="nextTo"/>
-        <c:crossAx val="66329920"/>
+        <c:crossAx val="87645504"/>
         <c:crosses val="autoZero"/>
         <c:auto val="1"/>
         <c:lblAlgn val="ctr"/>
@@ -32133,7 +31992,7 @@
         <c:noMultiLvlLbl val="0"/>
       </c:catAx>
       <c:valAx>
-        <c:axId val="66329920"/>
+        <c:axId val="87645504"/>
         <c:scaling>
           <c:orientation val="minMax"/>
         </c:scaling>
@@ -32144,7 +32003,7 @@
         <c:majorTickMark val="out"/>
         <c:minorTickMark val="none"/>
         <c:tickLblPos val="nextTo"/>
-        <c:crossAx val="114464256"/>
+        <c:crossAx val="63400448"/>
         <c:crosses val="autoZero"/>
         <c:crossBetween val="between"/>
       </c:valAx>
@@ -32524,7 +32383,7 @@
 </file>
 
 <file path=customXml/itemProps1.xml><?xml version="1.0" encoding="utf-8"?>
-<ds:datastoreItem xmlns:ds="http://schemas.openxmlformats.org/officeDocument/2006/customXml" ds:itemID="{154CEC8A-B4EB-4A3C-81AA-BCA4DE15772F}">
+<ds:datastoreItem xmlns:ds="http://schemas.openxmlformats.org/officeDocument/2006/customXml" ds:itemID="{7976EDE6-0269-4AE6-A395-D3637FCBE998}">
   <ds:schemaRefs>
     <ds:schemaRef ds:uri="http://schemas.openxmlformats.org/officeDocument/2006/bibliography"/>
   </ds:schemaRefs>

--- a/vlasov_ms/Practice/Practice5/Отчет по практике.docx
+++ b/vlasov_ms/Practice/Practice5/Отчет по практике.docx
@@ -27207,12 +27207,7 @@
         <w:t xml:space="preserve"> </w:t>
       </w:r>
       <w:r>
-        <w:t xml:space="preserve">индексы правого, среднего и левого элемента фрагмента массива, части которого необходимо </w:t>
-      </w:r>
-      <w:bookmarkStart w:id="26" w:name="_GoBack"/>
-      <w:bookmarkEnd w:id="26"/>
-      <w:r>
-        <w:t>рекурсивно слить</w:t>
+        <w:t>индексы правого, среднего и левого элемента фрагмента массива, части которого необходимо рекурсивно слить</w:t>
       </w:r>
       <w:r>
         <w:t>.</w:t>
@@ -27298,12 +27293,12 @@
         </w:numPr>
         <w:ind w:left="1418" w:hanging="709"/>
       </w:pPr>
-      <w:bookmarkStart w:id="27" w:name="_Toc533250678"/>
+      <w:bookmarkStart w:id="26" w:name="_Toc533250678"/>
       <w:r>
         <w:lastRenderedPageBreak/>
         <w:t>Заключение</w:t>
       </w:r>
-      <w:bookmarkEnd w:id="27"/>
+      <w:bookmarkEnd w:id="26"/>
     </w:p>
     <w:p>
       <w:r>
@@ -27342,11 +27337,11 @@
       <w:pPr>
         <w:pStyle w:val="a0"/>
       </w:pPr>
-      <w:bookmarkStart w:id="28" w:name="_Ref533203345"/>
+      <w:bookmarkStart w:id="27" w:name="_Ref533203345"/>
       <w:r>
         <w:t>Сложность методов сортировки</w:t>
       </w:r>
-      <w:bookmarkEnd w:id="28"/>
+      <w:bookmarkEnd w:id="27"/>
     </w:p>
     <w:tbl>
       <w:tblPr>
@@ -27882,83 +27877,903 @@
     <w:p/>
     <w:p>
       <w:pPr>
-        <w:pStyle w:val="afb"/>
-        <w:rPr>
-          <w:lang w:val="en-US"/>
-        </w:rPr>
+        <w:pStyle w:val="a0"/>
       </w:pPr>
       <w:r>
-        <w:rPr>
-          <w:rFonts w:eastAsiaTheme="majorEastAsia"/>
-        </w:rPr>
-        <w:drawing>
-          <wp:inline distT="0" distB="0" distL="0" distR="0" wp14:anchorId="133C34B2" wp14:editId="07BE49D7">
-            <wp:extent cx="2238375" cy="1666875"/>
-            <wp:effectExtent l="0" t="0" r="9525" b="9525"/>
-            <wp:docPr id="4" name="Диаграмма 4"/>
-            <wp:cNvGraphicFramePr/>
-            <a:graphic xmlns:a="http://schemas.openxmlformats.org/drawingml/2006/main">
-              <a:graphicData uri="http://schemas.openxmlformats.org/drawingml/2006/chart">
-                <c:chart xmlns:c="http://schemas.openxmlformats.org/drawingml/2006/chart" xmlns:r="http://schemas.openxmlformats.org/officeDocument/2006/relationships" r:id="rId17"/>
-              </a:graphicData>
-            </a:graphic>
-          </wp:inline>
-        </w:drawing>
+        <w:t>Тестирование сортировок</w:t>
       </w:r>
       <w:r>
         <w:t xml:space="preserve"> </w:t>
       </w:r>
-      <w:r>
-        <w:rPr>
-          <w:rFonts w:eastAsiaTheme="majorEastAsia"/>
-        </w:rPr>
-        <w:drawing>
-          <wp:inline distT="0" distB="0" distL="0" distR="0" wp14:anchorId="2A2360EC" wp14:editId="2A4A10D5">
-            <wp:extent cx="2238375" cy="1666875"/>
-            <wp:effectExtent l="0" t="0" r="9525" b="9525"/>
-            <wp:docPr id="5" name="Диаграмма 5"/>
-            <wp:cNvGraphicFramePr/>
-            <a:graphic xmlns:a="http://schemas.openxmlformats.org/drawingml/2006/main">
-              <a:graphicData uri="http://schemas.openxmlformats.org/drawingml/2006/chart">
-                <c:chart xmlns:c="http://schemas.openxmlformats.org/drawingml/2006/chart" xmlns:r="http://schemas.openxmlformats.org/officeDocument/2006/relationships" r:id="rId18"/>
-              </a:graphicData>
-            </a:graphic>
-          </wp:inline>
-        </w:drawing>
-      </w:r>
-      <w:r>
-        <w:t xml:space="preserve"> </w:t>
-      </w:r>
-      <w:r>
-        <w:rPr>
-          <w:rFonts w:eastAsiaTheme="majorEastAsia"/>
-        </w:rPr>
-        <w:drawing>
-          <wp:inline distT="0" distB="0" distL="0" distR="0" wp14:anchorId="76747FB6" wp14:editId="6E545C21">
-            <wp:extent cx="2238375" cy="1666875"/>
-            <wp:effectExtent l="0" t="0" r="9525" b="9525"/>
-            <wp:docPr id="6" name="Диаграмма 6"/>
-            <wp:cNvGraphicFramePr/>
-            <a:graphic xmlns:a="http://schemas.openxmlformats.org/drawingml/2006/main">
-              <a:graphicData uri="http://schemas.openxmlformats.org/drawingml/2006/chart">
-                <c:chart xmlns:c="http://schemas.openxmlformats.org/drawingml/2006/chart" xmlns:r="http://schemas.openxmlformats.org/officeDocument/2006/relationships" r:id="rId19"/>
-              </a:graphicData>
-            </a:graphic>
-          </wp:inline>
-        </w:drawing>
-      </w:r>
     </w:p>
+    <w:tbl>
+      <w:tblPr>
+        <w:tblStyle w:val="aff0"/>
+        <w:tblW w:w="5000" w:type="pct"/>
+        <w:tblCellMar>
+          <w:top w:w="28" w:type="dxa"/>
+          <w:bottom w:w="28" w:type="dxa"/>
+        </w:tblCellMar>
+        <w:tblLook w:val="04A0" w:firstRow="1" w:lastRow="0" w:firstColumn="1" w:lastColumn="0" w:noHBand="0" w:noVBand="1"/>
+      </w:tblPr>
+      <w:tblGrid>
+        <w:gridCol w:w="2103"/>
+        <w:gridCol w:w="2100"/>
+        <w:gridCol w:w="1265"/>
+        <w:gridCol w:w="1386"/>
+        <w:gridCol w:w="1386"/>
+        <w:gridCol w:w="1388"/>
+        <w:gridCol w:w="1388"/>
+      </w:tblGrid>
+      <w:tr>
+        <w:tc>
+          <w:tcPr>
+            <w:tcW w:w="955" w:type="pct"/>
+            <w:vMerge w:val="restart"/>
+            <w:vAlign w:val="center"/>
+          </w:tcPr>
+          <w:p>
+            <w:pPr>
+              <w:pStyle w:val="aff2"/>
+            </w:pPr>
+            <w:r>
+              <w:t>Метод сортировки</w:t>
+            </w:r>
+          </w:p>
+        </w:tc>
+        <w:tc>
+          <w:tcPr>
+            <w:tcW w:w="953" w:type="pct"/>
+            <w:tcBorders>
+              <w:right w:val="nil"/>
+            </w:tcBorders>
+            <w:vAlign w:val="center"/>
+          </w:tcPr>
+          <w:p>
+            <w:pPr>
+              <w:pStyle w:val="aff2"/>
+              <w:jc w:val="center"/>
+            </w:pPr>
+          </w:p>
+        </w:tc>
+        <w:tc>
+          <w:tcPr>
+            <w:tcW w:w="3092" w:type="pct"/>
+            <w:gridSpan w:val="5"/>
+            <w:tcBorders>
+              <w:left w:val="nil"/>
+            </w:tcBorders>
+            <w:vAlign w:val="center"/>
+          </w:tcPr>
+          <w:p>
+            <w:pPr>
+              <w:pStyle w:val="aff2"/>
+              <w:jc w:val="center"/>
+            </w:pPr>
+            <w:r>
+              <w:t>Время выполнения сортировки (в секундах)</w:t>
+            </w:r>
+          </w:p>
+        </w:tc>
+      </w:tr>
+      <w:tr>
+        <w:tc>
+          <w:tcPr>
+            <w:tcW w:w="955" w:type="pct"/>
+            <w:vMerge/>
+            <w:vAlign w:val="center"/>
+          </w:tcPr>
+          <w:p>
+            <w:pPr>
+              <w:pStyle w:val="aff2"/>
+            </w:pPr>
+          </w:p>
+        </w:tc>
+        <w:tc>
+          <w:tcPr>
+            <w:tcW w:w="953" w:type="pct"/>
+            <w:vAlign w:val="center"/>
+          </w:tcPr>
+          <w:p>
+            <w:pPr>
+              <w:pStyle w:val="aff2"/>
+              <w:jc w:val="center"/>
+            </w:pPr>
+            <w:r>
+              <w:t>Кол-во файлов</w:t>
+            </w:r>
+          </w:p>
+        </w:tc>
+        <w:tc>
+          <w:tcPr>
+            <w:tcW w:w="574" w:type="pct"/>
+            <w:vAlign w:val="center"/>
+          </w:tcPr>
+          <w:p>
+            <w:pPr>
+              <w:pStyle w:val="aff2"/>
+              <w:jc w:val="center"/>
+            </w:pPr>
+            <w:r>
+              <w:t>100</w:t>
+            </w:r>
+          </w:p>
+        </w:tc>
+        <w:tc>
+          <w:tcPr>
+            <w:tcW w:w="629" w:type="pct"/>
+            <w:vAlign w:val="center"/>
+          </w:tcPr>
+          <w:p>
+            <w:pPr>
+              <w:pStyle w:val="aff2"/>
+              <w:jc w:val="center"/>
+            </w:pPr>
+            <w:r>
+              <w:t>1 000</w:t>
+            </w:r>
+          </w:p>
+        </w:tc>
+        <w:tc>
+          <w:tcPr>
+            <w:tcW w:w="629" w:type="pct"/>
+            <w:vAlign w:val="center"/>
+          </w:tcPr>
+          <w:p>
+            <w:pPr>
+              <w:pStyle w:val="aff2"/>
+              <w:jc w:val="center"/>
+            </w:pPr>
+            <w:r>
+              <w:t>5 000</w:t>
+            </w:r>
+          </w:p>
+        </w:tc>
+        <w:tc>
+          <w:tcPr>
+            <w:tcW w:w="630" w:type="pct"/>
+            <w:vAlign w:val="center"/>
+          </w:tcPr>
+          <w:p>
+            <w:pPr>
+              <w:pStyle w:val="aff2"/>
+              <w:jc w:val="center"/>
+            </w:pPr>
+            <w:r>
+              <w:t>10 000</w:t>
+            </w:r>
+          </w:p>
+        </w:tc>
+        <w:tc>
+          <w:tcPr>
+            <w:tcW w:w="630" w:type="pct"/>
+            <w:vAlign w:val="center"/>
+          </w:tcPr>
+          <w:p>
+            <w:pPr>
+              <w:pStyle w:val="aff2"/>
+              <w:jc w:val="center"/>
+            </w:pPr>
+            <w:r>
+              <w:t>50 000</w:t>
+            </w:r>
+          </w:p>
+        </w:tc>
+      </w:tr>
+      <w:tr>
+        <w:tc>
+          <w:tcPr>
+            <w:tcW w:w="1908" w:type="pct"/>
+            <w:gridSpan w:val="2"/>
+            <w:vAlign w:val="center"/>
+          </w:tcPr>
+          <w:p>
+            <w:pPr>
+              <w:pStyle w:val="aff2"/>
+            </w:pPr>
+            <w:r>
+              <w:t>Сортировка выбором</w:t>
+            </w:r>
+          </w:p>
+        </w:tc>
+        <w:tc>
+          <w:tcPr>
+            <w:tcW w:w="574" w:type="pct"/>
+            <w:vAlign w:val="center"/>
+          </w:tcPr>
+          <w:p>
+            <w:pPr>
+              <w:pStyle w:val="aff2"/>
+              <w:jc w:val="center"/>
+            </w:pPr>
+            <w:r>
+              <w:t>0.000</w:t>
+            </w:r>
+          </w:p>
+        </w:tc>
+        <w:tc>
+          <w:tcPr>
+            <w:tcW w:w="629" w:type="pct"/>
+            <w:vAlign w:val="center"/>
+          </w:tcPr>
+          <w:p>
+            <w:pPr>
+              <w:pStyle w:val="aff2"/>
+              <w:jc w:val="center"/>
+              <w:rPr>
+                <w:lang w:val="en-US"/>
+              </w:rPr>
+            </w:pPr>
+            <w:r>
+              <w:rPr>
+                <w:lang w:val="en-US"/>
+              </w:rPr>
+              <w:t>0.003</w:t>
+            </w:r>
+          </w:p>
+        </w:tc>
+        <w:tc>
+          <w:tcPr>
+            <w:tcW w:w="629" w:type="pct"/>
+            <w:vAlign w:val="center"/>
+          </w:tcPr>
+          <w:p>
+            <w:pPr>
+              <w:pStyle w:val="aff2"/>
+              <w:jc w:val="center"/>
+              <w:rPr>
+                <w:lang w:val="en-US"/>
+              </w:rPr>
+            </w:pPr>
+            <w:r>
+              <w:rPr>
+                <w:lang w:val="en-US"/>
+              </w:rPr>
+              <w:t>0.048</w:t>
+            </w:r>
+          </w:p>
+        </w:tc>
+        <w:tc>
+          <w:tcPr>
+            <w:tcW w:w="630" w:type="pct"/>
+            <w:vAlign w:val="center"/>
+          </w:tcPr>
+          <w:p>
+            <w:pPr>
+              <w:pStyle w:val="aff2"/>
+              <w:jc w:val="center"/>
+              <w:rPr>
+                <w:lang w:val="en-US"/>
+              </w:rPr>
+            </w:pPr>
+            <w:r>
+              <w:rPr>
+                <w:lang w:val="en-US"/>
+              </w:rPr>
+              <w:t>0.143</w:t>
+            </w:r>
+          </w:p>
+        </w:tc>
+        <w:tc>
+          <w:tcPr>
+            <w:tcW w:w="630" w:type="pct"/>
+            <w:vAlign w:val="center"/>
+          </w:tcPr>
+          <w:p>
+            <w:pPr>
+              <w:pStyle w:val="aff2"/>
+              <w:jc w:val="center"/>
+              <w:rPr>
+                <w:lang w:val="en-US"/>
+              </w:rPr>
+            </w:pPr>
+            <w:r>
+              <w:rPr>
+                <w:lang w:val="en-US"/>
+              </w:rPr>
+              <w:t>4.724</w:t>
+            </w:r>
+          </w:p>
+        </w:tc>
+      </w:tr>
+      <w:tr>
+        <w:tc>
+          <w:tcPr>
+            <w:tcW w:w="1908" w:type="pct"/>
+            <w:gridSpan w:val="2"/>
+            <w:vAlign w:val="center"/>
+          </w:tcPr>
+          <w:p>
+            <w:pPr>
+              <w:pStyle w:val="aff2"/>
+            </w:pPr>
+            <w:r>
+              <w:t>Сортировка простыми вставками</w:t>
+            </w:r>
+          </w:p>
+        </w:tc>
+        <w:tc>
+          <w:tcPr>
+            <w:tcW w:w="574" w:type="pct"/>
+            <w:vAlign w:val="center"/>
+          </w:tcPr>
+          <w:p>
+            <w:pPr>
+              <w:pStyle w:val="aff2"/>
+              <w:jc w:val="center"/>
+            </w:pPr>
+            <w:r>
+              <w:t>0.000</w:t>
+            </w:r>
+          </w:p>
+        </w:tc>
+        <w:tc>
+          <w:tcPr>
+            <w:tcW w:w="629" w:type="pct"/>
+            <w:vAlign w:val="center"/>
+          </w:tcPr>
+          <w:p>
+            <w:pPr>
+              <w:pStyle w:val="aff2"/>
+              <w:jc w:val="center"/>
+              <w:rPr>
+                <w:lang w:val="en-US"/>
+              </w:rPr>
+            </w:pPr>
+            <w:r>
+              <w:rPr>
+                <w:lang w:val="en-US"/>
+              </w:rPr>
+              <w:t>0.003</w:t>
+            </w:r>
+          </w:p>
+        </w:tc>
+        <w:tc>
+          <w:tcPr>
+            <w:tcW w:w="629" w:type="pct"/>
+            <w:vAlign w:val="center"/>
+          </w:tcPr>
+          <w:p>
+            <w:pPr>
+              <w:pStyle w:val="aff2"/>
+              <w:jc w:val="center"/>
+              <w:rPr>
+                <w:lang w:val="en-US"/>
+              </w:rPr>
+            </w:pPr>
+            <w:r>
+              <w:rPr>
+                <w:lang w:val="en-US"/>
+              </w:rPr>
+              <w:t>0.061</w:t>
+            </w:r>
+          </w:p>
+        </w:tc>
+        <w:tc>
+          <w:tcPr>
+            <w:tcW w:w="630" w:type="pct"/>
+            <w:vAlign w:val="center"/>
+          </w:tcPr>
+          <w:p>
+            <w:pPr>
+              <w:pStyle w:val="aff2"/>
+              <w:jc w:val="center"/>
+              <w:rPr>
+                <w:lang w:val="en-US"/>
+              </w:rPr>
+            </w:pPr>
+            <w:r>
+              <w:rPr>
+                <w:lang w:val="en-US"/>
+              </w:rPr>
+              <w:t>0.201</w:t>
+            </w:r>
+          </w:p>
+        </w:tc>
+        <w:tc>
+          <w:tcPr>
+            <w:tcW w:w="630" w:type="pct"/>
+            <w:vAlign w:val="center"/>
+          </w:tcPr>
+          <w:p>
+            <w:pPr>
+              <w:pStyle w:val="aff2"/>
+              <w:jc w:val="center"/>
+              <w:rPr>
+                <w:lang w:val="en-US"/>
+              </w:rPr>
+            </w:pPr>
+            <w:r>
+              <w:rPr>
+                <w:lang w:val="en-US"/>
+              </w:rPr>
+              <w:t>6.043</w:t>
+            </w:r>
+          </w:p>
+        </w:tc>
+      </w:tr>
+      <w:tr>
+        <w:tc>
+          <w:tcPr>
+            <w:tcW w:w="1908" w:type="pct"/>
+            <w:gridSpan w:val="2"/>
+            <w:vAlign w:val="center"/>
+          </w:tcPr>
+          <w:p>
+            <w:pPr>
+              <w:pStyle w:val="aff2"/>
+            </w:pPr>
+            <w:r>
+              <w:t>Пузырьковая сортировка</w:t>
+            </w:r>
+          </w:p>
+        </w:tc>
+        <w:tc>
+          <w:tcPr>
+            <w:tcW w:w="574" w:type="pct"/>
+            <w:vAlign w:val="center"/>
+          </w:tcPr>
+          <w:p>
+            <w:pPr>
+              <w:pStyle w:val="aff2"/>
+              <w:jc w:val="center"/>
+            </w:pPr>
+            <w:r>
+              <w:t>0.000</w:t>
+            </w:r>
+          </w:p>
+        </w:tc>
+        <w:tc>
+          <w:tcPr>
+            <w:tcW w:w="629" w:type="pct"/>
+            <w:vAlign w:val="center"/>
+          </w:tcPr>
+          <w:p>
+            <w:pPr>
+              <w:pStyle w:val="aff2"/>
+              <w:jc w:val="center"/>
+              <w:rPr>
+                <w:lang w:val="en-US"/>
+              </w:rPr>
+            </w:pPr>
+            <w:r>
+              <w:rPr>
+                <w:lang w:val="en-US"/>
+              </w:rPr>
+              <w:t>0.017</w:t>
+            </w:r>
+          </w:p>
+        </w:tc>
+        <w:tc>
+          <w:tcPr>
+            <w:tcW w:w="629" w:type="pct"/>
+            <w:vAlign w:val="center"/>
+          </w:tcPr>
+          <w:p>
+            <w:pPr>
+              <w:pStyle w:val="aff2"/>
+              <w:jc w:val="center"/>
+              <w:rPr>
+                <w:lang w:val="en-US"/>
+              </w:rPr>
+            </w:pPr>
+            <w:r>
+              <w:rPr>
+                <w:lang w:val="en-US"/>
+              </w:rPr>
+              <w:t>0.318</w:t>
+            </w:r>
+          </w:p>
+        </w:tc>
+        <w:tc>
+          <w:tcPr>
+            <w:tcW w:w="630" w:type="pct"/>
+            <w:vAlign w:val="center"/>
+          </w:tcPr>
+          <w:p>
+            <w:pPr>
+              <w:pStyle w:val="aff2"/>
+              <w:jc w:val="center"/>
+              <w:rPr>
+                <w:lang w:val="en-US"/>
+              </w:rPr>
+            </w:pPr>
+            <w:r>
+              <w:rPr>
+                <w:lang w:val="en-US"/>
+              </w:rPr>
+              <w:t>1.487</w:t>
+            </w:r>
+          </w:p>
+        </w:tc>
+        <w:tc>
+          <w:tcPr>
+            <w:tcW w:w="630" w:type="pct"/>
+            <w:vAlign w:val="center"/>
+          </w:tcPr>
+          <w:p>
+            <w:pPr>
+              <w:pStyle w:val="aff2"/>
+              <w:jc w:val="center"/>
+              <w:rPr>
+                <w:lang w:val="en-US"/>
+              </w:rPr>
+            </w:pPr>
+            <w:r>
+              <w:rPr>
+                <w:lang w:val="en-US"/>
+              </w:rPr>
+              <w:t>40.006</w:t>
+            </w:r>
+          </w:p>
+        </w:tc>
+      </w:tr>
+      <w:tr>
+        <w:tc>
+          <w:tcPr>
+            <w:tcW w:w="1908" w:type="pct"/>
+            <w:gridSpan w:val="2"/>
+            <w:vAlign w:val="center"/>
+          </w:tcPr>
+          <w:p>
+            <w:pPr>
+              <w:pStyle w:val="aff2"/>
+            </w:pPr>
+            <w:r>
+              <w:t>Сортировка подсчетом</w:t>
+            </w:r>
+          </w:p>
+        </w:tc>
+        <w:tc>
+          <w:tcPr>
+            <w:tcW w:w="574" w:type="pct"/>
+            <w:vAlign w:val="center"/>
+          </w:tcPr>
+          <w:p>
+            <w:pPr>
+              <w:pStyle w:val="aff2"/>
+              <w:jc w:val="center"/>
+            </w:pPr>
+            <w:r>
+              <w:t>0.000</w:t>
+            </w:r>
+          </w:p>
+        </w:tc>
+        <w:tc>
+          <w:tcPr>
+            <w:tcW w:w="629" w:type="pct"/>
+            <w:vAlign w:val="center"/>
+          </w:tcPr>
+          <w:p>
+            <w:pPr>
+              <w:pStyle w:val="aff2"/>
+              <w:jc w:val="center"/>
+              <w:rPr>
+                <w:lang w:val="en-US"/>
+              </w:rPr>
+            </w:pPr>
+            <w:r>
+              <w:rPr>
+                <w:lang w:val="en-US"/>
+              </w:rPr>
+              <w:t>0.003</w:t>
+            </w:r>
+          </w:p>
+        </w:tc>
+        <w:tc>
+          <w:tcPr>
+            <w:tcW w:w="629" w:type="pct"/>
+            <w:vAlign w:val="center"/>
+          </w:tcPr>
+          <w:p>
+            <w:pPr>
+              <w:pStyle w:val="aff2"/>
+              <w:jc w:val="center"/>
+              <w:rPr>
+                <w:lang w:val="en-US"/>
+              </w:rPr>
+            </w:pPr>
+            <w:r>
+              <w:rPr>
+                <w:lang w:val="en-US"/>
+              </w:rPr>
+              <w:t>0.073</w:t>
+            </w:r>
+          </w:p>
+        </w:tc>
+        <w:tc>
+          <w:tcPr>
+            <w:tcW w:w="630" w:type="pct"/>
+            <w:vAlign w:val="center"/>
+          </w:tcPr>
+          <w:p>
+            <w:pPr>
+              <w:pStyle w:val="aff2"/>
+              <w:jc w:val="center"/>
+              <w:rPr>
+                <w:lang w:val="en-US"/>
+              </w:rPr>
+            </w:pPr>
+            <w:r>
+              <w:rPr>
+                <w:lang w:val="en-US"/>
+              </w:rPr>
+              <w:t>0.145</w:t>
+            </w:r>
+          </w:p>
+        </w:tc>
+        <w:tc>
+          <w:tcPr>
+            <w:tcW w:w="630" w:type="pct"/>
+            <w:vAlign w:val="center"/>
+          </w:tcPr>
+          <w:p>
+            <w:pPr>
+              <w:pStyle w:val="aff2"/>
+              <w:jc w:val="center"/>
+              <w:rPr>
+                <w:lang w:val="en-US"/>
+              </w:rPr>
+            </w:pPr>
+            <w:r>
+              <w:rPr>
+                <w:lang w:val="en-US"/>
+              </w:rPr>
+              <w:t>3.592</w:t>
+            </w:r>
+          </w:p>
+        </w:tc>
+      </w:tr>
+      <w:tr>
+        <w:tc>
+          <w:tcPr>
+            <w:tcW w:w="1908" w:type="pct"/>
+            <w:gridSpan w:val="2"/>
+            <w:vAlign w:val="center"/>
+          </w:tcPr>
+          <w:p>
+            <w:pPr>
+              <w:pStyle w:val="aff2"/>
+            </w:pPr>
+            <w:r>
+              <w:t>Быстрая сортировка</w:t>
+            </w:r>
+          </w:p>
+        </w:tc>
+        <w:tc>
+          <w:tcPr>
+            <w:tcW w:w="574" w:type="pct"/>
+            <w:vAlign w:val="center"/>
+          </w:tcPr>
+          <w:p>
+            <w:pPr>
+              <w:pStyle w:val="aff2"/>
+              <w:jc w:val="center"/>
+            </w:pPr>
+            <w:r>
+              <w:t>0.000</w:t>
+            </w:r>
+          </w:p>
+        </w:tc>
+        <w:tc>
+          <w:tcPr>
+            <w:tcW w:w="629" w:type="pct"/>
+            <w:vAlign w:val="center"/>
+          </w:tcPr>
+          <w:p>
+            <w:pPr>
+              <w:pStyle w:val="aff2"/>
+              <w:jc w:val="center"/>
+              <w:rPr>
+                <w:lang w:val="en-US"/>
+              </w:rPr>
+            </w:pPr>
+            <w:r>
+              <w:rPr>
+                <w:lang w:val="en-US"/>
+              </w:rPr>
+              <w:t>0.001</w:t>
+            </w:r>
+          </w:p>
+        </w:tc>
+        <w:tc>
+          <w:tcPr>
+            <w:tcW w:w="629" w:type="pct"/>
+            <w:vAlign w:val="center"/>
+          </w:tcPr>
+          <w:p>
+            <w:pPr>
+              <w:pStyle w:val="aff2"/>
+              <w:jc w:val="center"/>
+              <w:rPr>
+                <w:lang w:val="en-US"/>
+              </w:rPr>
+            </w:pPr>
+            <w:r>
+              <w:rPr>
+                <w:lang w:val="en-US"/>
+              </w:rPr>
+              <w:t>0.005</w:t>
+            </w:r>
+          </w:p>
+        </w:tc>
+        <w:tc>
+          <w:tcPr>
+            <w:tcW w:w="630" w:type="pct"/>
+            <w:vAlign w:val="center"/>
+          </w:tcPr>
+          <w:p>
+            <w:pPr>
+              <w:pStyle w:val="aff2"/>
+              <w:jc w:val="center"/>
+              <w:rPr>
+                <w:lang w:val="en-US"/>
+              </w:rPr>
+            </w:pPr>
+            <w:r>
+              <w:rPr>
+                <w:lang w:val="en-US"/>
+              </w:rPr>
+              <w:t>0.005</w:t>
+            </w:r>
+          </w:p>
+        </w:tc>
+        <w:tc>
+          <w:tcPr>
+            <w:tcW w:w="630" w:type="pct"/>
+            <w:vAlign w:val="center"/>
+          </w:tcPr>
+          <w:p>
+            <w:pPr>
+              <w:pStyle w:val="aff2"/>
+              <w:jc w:val="center"/>
+              <w:rPr>
+                <w:lang w:val="en-US"/>
+              </w:rPr>
+            </w:pPr>
+            <w:r>
+              <w:rPr>
+                <w:lang w:val="en-US"/>
+              </w:rPr>
+              <w:t>0.023</w:t>
+            </w:r>
+          </w:p>
+        </w:tc>
+      </w:tr>
+      <w:tr>
+        <w:tc>
+          <w:tcPr>
+            <w:tcW w:w="1908" w:type="pct"/>
+            <w:gridSpan w:val="2"/>
+            <w:vAlign w:val="center"/>
+          </w:tcPr>
+          <w:p>
+            <w:pPr>
+              <w:pStyle w:val="aff2"/>
+            </w:pPr>
+            <w:r>
+              <w:t>Сортировка слиянием</w:t>
+            </w:r>
+          </w:p>
+        </w:tc>
+        <w:tc>
+          <w:tcPr>
+            <w:tcW w:w="574" w:type="pct"/>
+            <w:vAlign w:val="center"/>
+          </w:tcPr>
+          <w:p>
+            <w:pPr>
+              <w:pStyle w:val="aff2"/>
+              <w:jc w:val="center"/>
+              <w:rPr>
+                <w:lang w:val="en-US"/>
+              </w:rPr>
+            </w:pPr>
+            <w:r>
+              <w:t>0.000</w:t>
+            </w:r>
+          </w:p>
+        </w:tc>
+        <w:tc>
+          <w:tcPr>
+            <w:tcW w:w="629" w:type="pct"/>
+            <w:vAlign w:val="center"/>
+          </w:tcPr>
+          <w:p>
+            <w:pPr>
+              <w:pStyle w:val="aff2"/>
+              <w:jc w:val="center"/>
+              <w:rPr>
+                <w:lang w:val="en-US"/>
+              </w:rPr>
+            </w:pPr>
+            <w:r>
+              <w:rPr>
+                <w:lang w:val="en-US"/>
+              </w:rPr>
+              <w:t>0.003</w:t>
+            </w:r>
+          </w:p>
+        </w:tc>
+        <w:tc>
+          <w:tcPr>
+            <w:tcW w:w="629" w:type="pct"/>
+            <w:vAlign w:val="center"/>
+          </w:tcPr>
+          <w:p>
+            <w:pPr>
+              <w:pStyle w:val="aff2"/>
+              <w:jc w:val="center"/>
+              <w:rPr>
+                <w:lang w:val="en-US"/>
+              </w:rPr>
+            </w:pPr>
+            <w:r>
+              <w:rPr>
+                <w:lang w:val="en-US"/>
+              </w:rPr>
+              <w:t>0.014</w:t>
+            </w:r>
+          </w:p>
+        </w:tc>
+        <w:tc>
+          <w:tcPr>
+            <w:tcW w:w="630" w:type="pct"/>
+            <w:vAlign w:val="center"/>
+          </w:tcPr>
+          <w:p>
+            <w:pPr>
+              <w:pStyle w:val="aff2"/>
+              <w:jc w:val="center"/>
+              <w:rPr>
+                <w:lang w:val="en-US"/>
+              </w:rPr>
+            </w:pPr>
+            <w:r>
+              <w:rPr>
+                <w:lang w:val="en-US"/>
+              </w:rPr>
+              <w:t>0.022</w:t>
+            </w:r>
+          </w:p>
+        </w:tc>
+        <w:tc>
+          <w:tcPr>
+            <w:tcW w:w="630" w:type="pct"/>
+            <w:vAlign w:val="center"/>
+          </w:tcPr>
+          <w:p>
+            <w:pPr>
+              <w:pStyle w:val="aff2"/>
+              <w:jc w:val="center"/>
+              <w:rPr>
+                <w:lang w:val="en-US"/>
+              </w:rPr>
+            </w:pPr>
+            <w:r>
+              <w:rPr>
+                <w:lang w:val="en-US"/>
+              </w:rPr>
+              <w:t>0.090</w:t>
+            </w:r>
+          </w:p>
+        </w:tc>
+      </w:tr>
+    </w:tbl>
     <w:p>
       <w:pPr>
         <w:pStyle w:val="afb"/>
         <w:jc w:val="both"/>
         <w:rPr>
           <w:rFonts w:eastAsiaTheme="majorEastAsia"/>
+          <w:lang w:val="en-US"/>
         </w:rPr>
       </w:pPr>
+      <w:bookmarkStart w:id="28" w:name="_GoBack"/>
+      <w:bookmarkEnd w:id="28"/>
     </w:p>
     <w:sectPr>
-      <w:footerReference w:type="default" r:id="rId20"/>
+      <w:footerReference w:type="default" r:id="rId17"/>
       <w:pgSz w:w="12240" w:h="15840"/>
       <w:pgMar w:top="720" w:right="720" w:bottom="720" w:left="720" w:header="720" w:footer="720" w:gutter="0"/>
       <w:cols w:space="720"/>
@@ -28024,7 +28839,7 @@
           <w:rPr>
             <w:noProof/>
           </w:rPr>
-          <w:t>15</w:t>
+          <w:t>16</w:t>
         </w:r>
         <w:r>
           <w:fldChar w:fldCharType="end"/>
@@ -31166,933 +31981,6 @@
 </w:styles>
 </file>
 
-<file path=word/charts/chart1.xml><?xml version="1.0" encoding="utf-8"?>
-<c:chartSpace xmlns:c="http://schemas.openxmlformats.org/drawingml/2006/chart" xmlns:a="http://schemas.openxmlformats.org/drawingml/2006/main" xmlns:r="http://schemas.openxmlformats.org/officeDocument/2006/relationships">
-  <c:date1904 val="0"/>
-  <c:lang val="ru-RU"/>
-  <c:roundedCorners val="0"/>
-  <mc:AlternateContent xmlns:mc="http://schemas.openxmlformats.org/markup-compatibility/2006">
-    <mc:Choice xmlns:c14="http://schemas.microsoft.com/office/drawing/2007/8/2/chart" Requires="c14">
-      <c14:style val="102"/>
-    </mc:Choice>
-    <mc:Fallback>
-      <c:style val="2"/>
-    </mc:Fallback>
-  </mc:AlternateContent>
-  <c:chart>
-    <c:title>
-      <c:tx>
-        <c:rich>
-          <a:bodyPr/>
-          <a:lstStyle/>
-          <a:p>
-            <a:pPr>
-              <a:defRPr/>
-            </a:pPr>
-            <a:r>
-              <a:rPr lang="en-US"/>
-              <a:t>O(n</a:t>
-            </a:r>
-            <a:r>
-              <a:rPr lang="en-US" baseline="30000"/>
-              <a:t>2</a:t>
-            </a:r>
-            <a:r>
-              <a:rPr lang="en-US"/>
-              <a:t>)</a:t>
-            </a:r>
-            <a:endParaRPr lang="ru-RU"/>
-          </a:p>
-        </c:rich>
-      </c:tx>
-      <c:overlay val="0"/>
-    </c:title>
-    <c:autoTitleDeleted val="0"/>
-    <c:plotArea>
-      <c:layout/>
-      <c:lineChart>
-        <c:grouping val="standard"/>
-        <c:varyColors val="0"/>
-        <c:ser>
-          <c:idx val="0"/>
-          <c:order val="0"/>
-          <c:tx>
-            <c:strRef>
-              <c:f>Лист1!$B$1</c:f>
-              <c:strCache>
-                <c:ptCount val="1"/>
-                <c:pt idx="0">
-                  <c:v>Ряд 1</c:v>
-                </c:pt>
-              </c:strCache>
-            </c:strRef>
-          </c:tx>
-          <c:marker>
-            <c:symbol val="none"/>
-          </c:marker>
-          <c:cat>
-            <c:numRef>
-              <c:f>Лист1!$A$2:$A$24</c:f>
-              <c:numCache>
-                <c:formatCode>General</c:formatCode>
-                <c:ptCount val="23"/>
-                <c:pt idx="0">
-                  <c:v>1</c:v>
-                </c:pt>
-                <c:pt idx="1">
-                  <c:v>2</c:v>
-                </c:pt>
-                <c:pt idx="2">
-                  <c:v>3</c:v>
-                </c:pt>
-                <c:pt idx="3">
-                  <c:v>4</c:v>
-                </c:pt>
-                <c:pt idx="4">
-                  <c:v>5</c:v>
-                </c:pt>
-                <c:pt idx="5">
-                  <c:v>6</c:v>
-                </c:pt>
-                <c:pt idx="6">
-                  <c:v>7</c:v>
-                </c:pt>
-                <c:pt idx="7">
-                  <c:v>8</c:v>
-                </c:pt>
-                <c:pt idx="8">
-                  <c:v>9</c:v>
-                </c:pt>
-                <c:pt idx="9">
-                  <c:v>10</c:v>
-                </c:pt>
-                <c:pt idx="10">
-                  <c:v>11</c:v>
-                </c:pt>
-                <c:pt idx="11">
-                  <c:v>12</c:v>
-                </c:pt>
-                <c:pt idx="12">
-                  <c:v>13</c:v>
-                </c:pt>
-                <c:pt idx="13">
-                  <c:v>14</c:v>
-                </c:pt>
-                <c:pt idx="14">
-                  <c:v>15</c:v>
-                </c:pt>
-                <c:pt idx="15">
-                  <c:v>16</c:v>
-                </c:pt>
-                <c:pt idx="16">
-                  <c:v>17</c:v>
-                </c:pt>
-                <c:pt idx="17">
-                  <c:v>18</c:v>
-                </c:pt>
-                <c:pt idx="18">
-                  <c:v>19</c:v>
-                </c:pt>
-                <c:pt idx="19">
-                  <c:v>20</c:v>
-                </c:pt>
-                <c:pt idx="20">
-                  <c:v>21</c:v>
-                </c:pt>
-                <c:pt idx="21">
-                  <c:v>22</c:v>
-                </c:pt>
-                <c:pt idx="22">
-                  <c:v>23</c:v>
-                </c:pt>
-              </c:numCache>
-            </c:numRef>
-          </c:cat>
-          <c:val>
-            <c:numRef>
-              <c:f>Лист1!$B$2:$B$24</c:f>
-              <c:numCache>
-                <c:formatCode>General</c:formatCode>
-                <c:ptCount val="23"/>
-                <c:pt idx="0">
-                  <c:v>1</c:v>
-                </c:pt>
-                <c:pt idx="1">
-                  <c:v>4</c:v>
-                </c:pt>
-                <c:pt idx="2">
-                  <c:v>9</c:v>
-                </c:pt>
-                <c:pt idx="3">
-                  <c:v>16</c:v>
-                </c:pt>
-                <c:pt idx="4">
-                  <c:v>25</c:v>
-                </c:pt>
-                <c:pt idx="5">
-                  <c:v>36</c:v>
-                </c:pt>
-                <c:pt idx="6">
-                  <c:v>49</c:v>
-                </c:pt>
-                <c:pt idx="7">
-                  <c:v>64</c:v>
-                </c:pt>
-                <c:pt idx="8">
-                  <c:v>81</c:v>
-                </c:pt>
-                <c:pt idx="9">
-                  <c:v>100</c:v>
-                </c:pt>
-                <c:pt idx="10">
-                  <c:v>121</c:v>
-                </c:pt>
-                <c:pt idx="11">
-                  <c:v>144</c:v>
-                </c:pt>
-                <c:pt idx="12">
-                  <c:v>169</c:v>
-                </c:pt>
-                <c:pt idx="13">
-                  <c:v>196</c:v>
-                </c:pt>
-                <c:pt idx="14">
-                  <c:v>225</c:v>
-                </c:pt>
-                <c:pt idx="15">
-                  <c:v>256</c:v>
-                </c:pt>
-                <c:pt idx="16">
-                  <c:v>289</c:v>
-                </c:pt>
-                <c:pt idx="17">
-                  <c:v>324</c:v>
-                </c:pt>
-                <c:pt idx="18">
-                  <c:v>361</c:v>
-                </c:pt>
-                <c:pt idx="19">
-                  <c:v>400</c:v>
-                </c:pt>
-                <c:pt idx="20">
-                  <c:v>441</c:v>
-                </c:pt>
-                <c:pt idx="21">
-                  <c:v>484</c:v>
-                </c:pt>
-                <c:pt idx="22">
-                  <c:v>529</c:v>
-                </c:pt>
-              </c:numCache>
-            </c:numRef>
-          </c:val>
-          <c:smooth val="0"/>
-        </c:ser>
-        <c:dLbls>
-          <c:showLegendKey val="0"/>
-          <c:showVal val="0"/>
-          <c:showCatName val="0"/>
-          <c:showSerName val="0"/>
-          <c:showPercent val="0"/>
-          <c:showBubbleSize val="0"/>
-        </c:dLbls>
-        <c:marker val="1"/>
-        <c:smooth val="0"/>
-        <c:axId val="104466944"/>
-        <c:axId val="87642048"/>
-      </c:lineChart>
-      <c:catAx>
-        <c:axId val="104466944"/>
-        <c:scaling>
-          <c:orientation val="minMax"/>
-        </c:scaling>
-        <c:delete val="1"/>
-        <c:axPos val="b"/>
-        <c:majorGridlines/>
-        <c:numFmt formatCode="General" sourceLinked="1"/>
-        <c:majorTickMark val="out"/>
-        <c:minorTickMark val="none"/>
-        <c:tickLblPos val="nextTo"/>
-        <c:crossAx val="87642048"/>
-        <c:crosses val="autoZero"/>
-        <c:auto val="1"/>
-        <c:lblAlgn val="ctr"/>
-        <c:lblOffset val="100"/>
-        <c:noMultiLvlLbl val="0"/>
-      </c:catAx>
-      <c:valAx>
-        <c:axId val="87642048"/>
-        <c:scaling>
-          <c:orientation val="minMax"/>
-        </c:scaling>
-        <c:delete val="1"/>
-        <c:axPos val="l"/>
-        <c:majorGridlines/>
-        <c:numFmt formatCode="General" sourceLinked="1"/>
-        <c:majorTickMark val="out"/>
-        <c:minorTickMark val="none"/>
-        <c:tickLblPos val="nextTo"/>
-        <c:crossAx val="104466944"/>
-        <c:crosses val="autoZero"/>
-        <c:crossBetween val="between"/>
-      </c:valAx>
-    </c:plotArea>
-    <c:plotVisOnly val="1"/>
-    <c:dispBlanksAs val="gap"/>
-    <c:showDLblsOverMax val="0"/>
-  </c:chart>
-  <c:externalData r:id="rId1">
-    <c:autoUpdate val="0"/>
-  </c:externalData>
-  <c:userShapes r:id="rId2"/>
-</c:chartSpace>
-</file>
-
-<file path=word/charts/chart2.xml><?xml version="1.0" encoding="utf-8"?>
-<c:chartSpace xmlns:c="http://schemas.openxmlformats.org/drawingml/2006/chart" xmlns:a="http://schemas.openxmlformats.org/drawingml/2006/main" xmlns:r="http://schemas.openxmlformats.org/officeDocument/2006/relationships">
-  <c:date1904 val="0"/>
-  <c:lang val="ru-RU"/>
-  <c:roundedCorners val="0"/>
-  <mc:AlternateContent xmlns:mc="http://schemas.openxmlformats.org/markup-compatibility/2006">
-    <mc:Choice xmlns:c14="http://schemas.microsoft.com/office/drawing/2007/8/2/chart" Requires="c14">
-      <c14:style val="102"/>
-    </mc:Choice>
-    <mc:Fallback>
-      <c:style val="2"/>
-    </mc:Fallback>
-  </mc:AlternateContent>
-  <c:chart>
-    <c:title>
-      <c:tx>
-        <c:rich>
-          <a:bodyPr/>
-          <a:lstStyle/>
-          <a:p>
-            <a:pPr>
-              <a:defRPr/>
-            </a:pPr>
-            <a:r>
-              <a:rPr lang="en-US"/>
-              <a:t>O(n)</a:t>
-            </a:r>
-            <a:endParaRPr lang="ru-RU"/>
-          </a:p>
-        </c:rich>
-      </c:tx>
-      <c:overlay val="0"/>
-    </c:title>
-    <c:autoTitleDeleted val="0"/>
-    <c:plotArea>
-      <c:layout/>
-      <c:lineChart>
-        <c:grouping val="standard"/>
-        <c:varyColors val="0"/>
-        <c:ser>
-          <c:idx val="0"/>
-          <c:order val="0"/>
-          <c:tx>
-            <c:strRef>
-              <c:f>Лист1!$B$1</c:f>
-              <c:strCache>
-                <c:ptCount val="1"/>
-                <c:pt idx="0">
-                  <c:v>Ряд 1</c:v>
-                </c:pt>
-              </c:strCache>
-            </c:strRef>
-          </c:tx>
-          <c:marker>
-            <c:symbol val="none"/>
-          </c:marker>
-          <c:cat>
-            <c:numRef>
-              <c:f>Лист1!$A$2:$A$24</c:f>
-              <c:numCache>
-                <c:formatCode>General</c:formatCode>
-                <c:ptCount val="23"/>
-                <c:pt idx="0">
-                  <c:v>1</c:v>
-                </c:pt>
-                <c:pt idx="1">
-                  <c:v>2</c:v>
-                </c:pt>
-                <c:pt idx="2">
-                  <c:v>3</c:v>
-                </c:pt>
-                <c:pt idx="3">
-                  <c:v>4</c:v>
-                </c:pt>
-                <c:pt idx="4">
-                  <c:v>5</c:v>
-                </c:pt>
-                <c:pt idx="5">
-                  <c:v>6</c:v>
-                </c:pt>
-                <c:pt idx="6">
-                  <c:v>7</c:v>
-                </c:pt>
-                <c:pt idx="7">
-                  <c:v>8</c:v>
-                </c:pt>
-                <c:pt idx="8">
-                  <c:v>9</c:v>
-                </c:pt>
-                <c:pt idx="9">
-                  <c:v>10</c:v>
-                </c:pt>
-                <c:pt idx="10">
-                  <c:v>11</c:v>
-                </c:pt>
-                <c:pt idx="11">
-                  <c:v>12</c:v>
-                </c:pt>
-                <c:pt idx="12">
-                  <c:v>13</c:v>
-                </c:pt>
-                <c:pt idx="13">
-                  <c:v>14</c:v>
-                </c:pt>
-                <c:pt idx="14">
-                  <c:v>15</c:v>
-                </c:pt>
-                <c:pt idx="15">
-                  <c:v>16</c:v>
-                </c:pt>
-                <c:pt idx="16">
-                  <c:v>17</c:v>
-                </c:pt>
-                <c:pt idx="17">
-                  <c:v>18</c:v>
-                </c:pt>
-                <c:pt idx="18">
-                  <c:v>19</c:v>
-                </c:pt>
-                <c:pt idx="19">
-                  <c:v>20</c:v>
-                </c:pt>
-                <c:pt idx="20">
-                  <c:v>21</c:v>
-                </c:pt>
-                <c:pt idx="21">
-                  <c:v>22</c:v>
-                </c:pt>
-                <c:pt idx="22">
-                  <c:v>23</c:v>
-                </c:pt>
-              </c:numCache>
-            </c:numRef>
-          </c:cat>
-          <c:val>
-            <c:numRef>
-              <c:f>Лист1!$B$2:$B$24</c:f>
-              <c:numCache>
-                <c:formatCode>General</c:formatCode>
-                <c:ptCount val="23"/>
-                <c:pt idx="0">
-                  <c:v>1</c:v>
-                </c:pt>
-                <c:pt idx="1">
-                  <c:v>2</c:v>
-                </c:pt>
-                <c:pt idx="2">
-                  <c:v>3</c:v>
-                </c:pt>
-                <c:pt idx="3">
-                  <c:v>4</c:v>
-                </c:pt>
-                <c:pt idx="4">
-                  <c:v>5</c:v>
-                </c:pt>
-                <c:pt idx="5">
-                  <c:v>6</c:v>
-                </c:pt>
-                <c:pt idx="6">
-                  <c:v>7</c:v>
-                </c:pt>
-                <c:pt idx="7">
-                  <c:v>8</c:v>
-                </c:pt>
-                <c:pt idx="8">
-                  <c:v>9</c:v>
-                </c:pt>
-                <c:pt idx="9">
-                  <c:v>10</c:v>
-                </c:pt>
-                <c:pt idx="10">
-                  <c:v>11</c:v>
-                </c:pt>
-                <c:pt idx="11">
-                  <c:v>12</c:v>
-                </c:pt>
-                <c:pt idx="12">
-                  <c:v>13</c:v>
-                </c:pt>
-                <c:pt idx="13">
-                  <c:v>14</c:v>
-                </c:pt>
-                <c:pt idx="14">
-                  <c:v>15</c:v>
-                </c:pt>
-                <c:pt idx="15">
-                  <c:v>16</c:v>
-                </c:pt>
-                <c:pt idx="16">
-                  <c:v>17</c:v>
-                </c:pt>
-                <c:pt idx="17">
-                  <c:v>18</c:v>
-                </c:pt>
-                <c:pt idx="18">
-                  <c:v>19</c:v>
-                </c:pt>
-                <c:pt idx="19">
-                  <c:v>20</c:v>
-                </c:pt>
-                <c:pt idx="20">
-                  <c:v>21</c:v>
-                </c:pt>
-                <c:pt idx="21">
-                  <c:v>22</c:v>
-                </c:pt>
-                <c:pt idx="22">
-                  <c:v>23</c:v>
-                </c:pt>
-              </c:numCache>
-            </c:numRef>
-          </c:val>
-          <c:smooth val="0"/>
-        </c:ser>
-        <c:dLbls>
-          <c:showLegendKey val="0"/>
-          <c:showVal val="0"/>
-          <c:showCatName val="0"/>
-          <c:showSerName val="0"/>
-          <c:showPercent val="0"/>
-          <c:showBubbleSize val="0"/>
-        </c:dLbls>
-        <c:marker val="1"/>
-        <c:smooth val="0"/>
-        <c:axId val="63398400"/>
-        <c:axId val="87643776"/>
-      </c:lineChart>
-      <c:catAx>
-        <c:axId val="63398400"/>
-        <c:scaling>
-          <c:orientation val="minMax"/>
-        </c:scaling>
-        <c:delete val="1"/>
-        <c:axPos val="b"/>
-        <c:majorGridlines/>
-        <c:numFmt formatCode="General" sourceLinked="1"/>
-        <c:majorTickMark val="out"/>
-        <c:minorTickMark val="none"/>
-        <c:tickLblPos val="nextTo"/>
-        <c:crossAx val="87643776"/>
-        <c:crosses val="autoZero"/>
-        <c:auto val="1"/>
-        <c:lblAlgn val="ctr"/>
-        <c:lblOffset val="100"/>
-        <c:noMultiLvlLbl val="0"/>
-      </c:catAx>
-      <c:valAx>
-        <c:axId val="87643776"/>
-        <c:scaling>
-          <c:orientation val="minMax"/>
-        </c:scaling>
-        <c:delete val="1"/>
-        <c:axPos val="l"/>
-        <c:majorGridlines/>
-        <c:numFmt formatCode="General" sourceLinked="1"/>
-        <c:majorTickMark val="out"/>
-        <c:minorTickMark val="none"/>
-        <c:tickLblPos val="nextTo"/>
-        <c:crossAx val="63398400"/>
-        <c:crosses val="autoZero"/>
-        <c:crossBetween val="between"/>
-      </c:valAx>
-      <c:spPr>
-        <a:noFill/>
-        <a:ln w="25400">
-          <a:noFill/>
-        </a:ln>
-      </c:spPr>
-    </c:plotArea>
-    <c:plotVisOnly val="1"/>
-    <c:dispBlanksAs val="gap"/>
-    <c:showDLblsOverMax val="0"/>
-  </c:chart>
-  <c:externalData r:id="rId1">
-    <c:autoUpdate val="0"/>
-  </c:externalData>
-</c:chartSpace>
-</file>
-
-<file path=word/charts/chart3.xml><?xml version="1.0" encoding="utf-8"?>
-<c:chartSpace xmlns:c="http://schemas.openxmlformats.org/drawingml/2006/chart" xmlns:a="http://schemas.openxmlformats.org/drawingml/2006/main" xmlns:r="http://schemas.openxmlformats.org/officeDocument/2006/relationships">
-  <c:date1904 val="0"/>
-  <c:lang val="ru-RU"/>
-  <c:roundedCorners val="0"/>
-  <mc:AlternateContent xmlns:mc="http://schemas.openxmlformats.org/markup-compatibility/2006">
-    <mc:Choice xmlns:c14="http://schemas.microsoft.com/office/drawing/2007/8/2/chart" Requires="c14">
-      <c14:style val="102"/>
-    </mc:Choice>
-    <mc:Fallback>
-      <c:style val="2"/>
-    </mc:Fallback>
-  </mc:AlternateContent>
-  <c:chart>
-    <c:title>
-      <c:tx>
-        <c:rich>
-          <a:bodyPr/>
-          <a:lstStyle/>
-          <a:p>
-            <a:pPr>
-              <a:defRPr/>
-            </a:pPr>
-            <a:r>
-              <a:rPr lang="en-US"/>
-              <a:t>O(n</a:t>
-            </a:r>
-            <a:r>
-              <a:rPr lang="en-US" sz="1800" b="1" i="0" u="none" strike="noStrike" baseline="0">
-                <a:effectLst/>
-              </a:rPr>
-              <a:t>·</a:t>
-            </a:r>
-            <a:r>
-              <a:rPr lang="en-US"/>
-              <a:t>log</a:t>
-            </a:r>
-            <a:r>
-              <a:rPr lang="ru-RU" baseline="-25000"/>
-              <a:t>2</a:t>
-            </a:r>
-            <a:r>
-              <a:rPr lang="en-US"/>
-              <a:t>n)</a:t>
-            </a:r>
-            <a:endParaRPr lang="ru-RU"/>
-          </a:p>
-        </c:rich>
-      </c:tx>
-      <c:overlay val="0"/>
-    </c:title>
-    <c:autoTitleDeleted val="0"/>
-    <c:plotArea>
-      <c:layout/>
-      <c:lineChart>
-        <c:grouping val="standard"/>
-        <c:varyColors val="0"/>
-        <c:ser>
-          <c:idx val="0"/>
-          <c:order val="0"/>
-          <c:tx>
-            <c:strRef>
-              <c:f>Лист1!$B$1</c:f>
-              <c:strCache>
-                <c:ptCount val="1"/>
-                <c:pt idx="0">
-                  <c:v>Ряд 1</c:v>
-                </c:pt>
-              </c:strCache>
-            </c:strRef>
-          </c:tx>
-          <c:marker>
-            <c:symbol val="none"/>
-          </c:marker>
-          <c:cat>
-            <c:numRef>
-              <c:f>Лист1!$A$2:$A$24</c:f>
-              <c:numCache>
-                <c:formatCode>General</c:formatCode>
-                <c:ptCount val="23"/>
-                <c:pt idx="0">
-                  <c:v>1</c:v>
-                </c:pt>
-                <c:pt idx="1">
-                  <c:v>2</c:v>
-                </c:pt>
-                <c:pt idx="2">
-                  <c:v>3</c:v>
-                </c:pt>
-                <c:pt idx="3">
-                  <c:v>4</c:v>
-                </c:pt>
-                <c:pt idx="4">
-                  <c:v>5</c:v>
-                </c:pt>
-                <c:pt idx="5">
-                  <c:v>6</c:v>
-                </c:pt>
-                <c:pt idx="6">
-                  <c:v>7</c:v>
-                </c:pt>
-                <c:pt idx="7">
-                  <c:v>8</c:v>
-                </c:pt>
-                <c:pt idx="8">
-                  <c:v>9</c:v>
-                </c:pt>
-                <c:pt idx="9">
-                  <c:v>10</c:v>
-                </c:pt>
-                <c:pt idx="10">
-                  <c:v>11</c:v>
-                </c:pt>
-                <c:pt idx="11">
-                  <c:v>12</c:v>
-                </c:pt>
-                <c:pt idx="12">
-                  <c:v>13</c:v>
-                </c:pt>
-                <c:pt idx="13">
-                  <c:v>14</c:v>
-                </c:pt>
-                <c:pt idx="14">
-                  <c:v>15</c:v>
-                </c:pt>
-                <c:pt idx="15">
-                  <c:v>16</c:v>
-                </c:pt>
-                <c:pt idx="16">
-                  <c:v>17</c:v>
-                </c:pt>
-                <c:pt idx="17">
-                  <c:v>18</c:v>
-                </c:pt>
-                <c:pt idx="18">
-                  <c:v>19</c:v>
-                </c:pt>
-                <c:pt idx="19">
-                  <c:v>20</c:v>
-                </c:pt>
-                <c:pt idx="20">
-                  <c:v>21</c:v>
-                </c:pt>
-                <c:pt idx="21">
-                  <c:v>22</c:v>
-                </c:pt>
-                <c:pt idx="22">
-                  <c:v>23</c:v>
-                </c:pt>
-              </c:numCache>
-            </c:numRef>
-          </c:cat>
-          <c:val>
-            <c:numRef>
-              <c:f>Лист1!$B$2:$B$24</c:f>
-              <c:numCache>
-                <c:formatCode>General</c:formatCode>
-                <c:ptCount val="23"/>
-                <c:pt idx="0">
-                  <c:v>0</c:v>
-                </c:pt>
-                <c:pt idx="1">
-                  <c:v>2</c:v>
-                </c:pt>
-                <c:pt idx="2">
-                  <c:v>4.7548875021634691</c:v>
-                </c:pt>
-                <c:pt idx="3">
-                  <c:v>8</c:v>
-                </c:pt>
-                <c:pt idx="4">
-                  <c:v>11.60964047443681</c:v>
-                </c:pt>
-                <c:pt idx="5">
-                  <c:v>15.509775004326936</c:v>
-                </c:pt>
-                <c:pt idx="6">
-                  <c:v>19.651484454403228</c:v>
-                </c:pt>
-                <c:pt idx="7">
-                  <c:v>24</c:v>
-                </c:pt>
-                <c:pt idx="8">
-                  <c:v>28.529325012980813</c:v>
-                </c:pt>
-                <c:pt idx="9">
-                  <c:v>33.219280948873624</c:v>
-                </c:pt>
-                <c:pt idx="10">
-                  <c:v>38.053747805010275</c:v>
-                </c:pt>
-                <c:pt idx="11">
-                  <c:v>43.01955000865388</c:v>
-                </c:pt>
-                <c:pt idx="12">
-                  <c:v>48.105716335834195</c:v>
-                </c:pt>
-                <c:pt idx="13">
-                  <c:v>53.302968908806449</c:v>
-                </c:pt>
-                <c:pt idx="14">
-                  <c:v>58.603358934127783</c:v>
-                </c:pt>
-                <c:pt idx="15">
-                  <c:v>64</c:v>
-                </c:pt>
-                <c:pt idx="16">
-                  <c:v>69.486868301255782</c:v>
-                </c:pt>
-                <c:pt idx="17">
-                  <c:v>75.058650025961612</c:v>
-                </c:pt>
-                <c:pt idx="18">
-                  <c:v>80.710622755428119</c:v>
-                </c:pt>
-                <c:pt idx="19">
-                  <c:v>86.438561897747249</c:v>
-                </c:pt>
-                <c:pt idx="20">
-                  <c:v>92.23866587835397</c:v>
-                </c:pt>
-                <c:pt idx="21">
-                  <c:v>98.107495610020536</c:v>
-                </c:pt>
-                <c:pt idx="22">
-                  <c:v>104.0419249893113</c:v>
-                </c:pt>
-              </c:numCache>
-            </c:numRef>
-          </c:val>
-          <c:smooth val="0"/>
-        </c:ser>
-        <c:dLbls>
-          <c:showLegendKey val="0"/>
-          <c:showVal val="0"/>
-          <c:showCatName val="0"/>
-          <c:showSerName val="0"/>
-          <c:showPercent val="0"/>
-          <c:showBubbleSize val="0"/>
-        </c:dLbls>
-        <c:marker val="1"/>
-        <c:smooth val="0"/>
-        <c:axId val="63400448"/>
-        <c:axId val="87645504"/>
-      </c:lineChart>
-      <c:catAx>
-        <c:axId val="63400448"/>
-        <c:scaling>
-          <c:orientation val="minMax"/>
-        </c:scaling>
-        <c:delete val="1"/>
-        <c:axPos val="b"/>
-        <c:majorGridlines/>
-        <c:numFmt formatCode="General" sourceLinked="1"/>
-        <c:majorTickMark val="out"/>
-        <c:minorTickMark val="none"/>
-        <c:tickLblPos val="nextTo"/>
-        <c:crossAx val="87645504"/>
-        <c:crosses val="autoZero"/>
-        <c:auto val="1"/>
-        <c:lblAlgn val="ctr"/>
-        <c:lblOffset val="100"/>
-        <c:noMultiLvlLbl val="0"/>
-      </c:catAx>
-      <c:valAx>
-        <c:axId val="87645504"/>
-        <c:scaling>
-          <c:orientation val="minMax"/>
-        </c:scaling>
-        <c:delete val="1"/>
-        <c:axPos val="l"/>
-        <c:majorGridlines/>
-        <c:numFmt formatCode="General" sourceLinked="1"/>
-        <c:majorTickMark val="out"/>
-        <c:minorTickMark val="none"/>
-        <c:tickLblPos val="nextTo"/>
-        <c:crossAx val="63400448"/>
-        <c:crosses val="autoZero"/>
-        <c:crossBetween val="between"/>
-      </c:valAx>
-    </c:plotArea>
-    <c:plotVisOnly val="1"/>
-    <c:dispBlanksAs val="gap"/>
-    <c:showDLblsOverMax val="0"/>
-  </c:chart>
-  <c:externalData r:id="rId1">
-    <c:autoUpdate val="0"/>
-  </c:externalData>
-  <c:userShapes r:id="rId2"/>
-</c:chartSpace>
-</file>
-
-<file path=word/drawings/drawing1.xml><?xml version="1.0" encoding="utf-8"?>
-<c:userShapes xmlns:c="http://schemas.openxmlformats.org/drawingml/2006/chart">
-  <cdr:relSizeAnchor xmlns:cdr="http://schemas.openxmlformats.org/drawingml/2006/chartDrawing">
-    <cdr:from>
-      <cdr:x>0.3559</cdr:x>
-      <cdr:y>0.88393</cdr:y>
-    </cdr:from>
-    <cdr:to>
-      <cdr:x>0.62153</cdr:x>
-      <cdr:y>1</cdr:y>
-    </cdr:to>
-    <cdr:sp macro="" textlink="">
-      <cdr:nvSpPr>
-        <cdr:cNvPr id="2" name="Поле 1"/>
-        <cdr:cNvSpPr txBox="1"/>
-      </cdr:nvSpPr>
-      <cdr:spPr>
-        <a:xfrm xmlns:a="http://schemas.openxmlformats.org/drawingml/2006/main">
-          <a:off x="1952625" y="3114675"/>
-          <a:ext cx="1457325" cy="371475"/>
-        </a:xfrm>
-        <a:prstGeom xmlns:a="http://schemas.openxmlformats.org/drawingml/2006/main" prst="rect">
-          <a:avLst/>
-        </a:prstGeom>
-      </cdr:spPr>
-      <cdr:txBody>
-        <a:bodyPr xmlns:a="http://schemas.openxmlformats.org/drawingml/2006/main" vertOverflow="clip" wrap="square" rtlCol="0"/>
-        <a:lstStyle xmlns:a="http://schemas.openxmlformats.org/drawingml/2006/main"/>
-        <a:p xmlns:a="http://schemas.openxmlformats.org/drawingml/2006/main">
-          <a:endParaRPr lang="ru-RU" sz="1100"/>
-        </a:p>
-      </cdr:txBody>
-    </cdr:sp>
-  </cdr:relSizeAnchor>
-</c:userShapes>
-</file>
-
-<file path=word/drawings/drawing2.xml><?xml version="1.0" encoding="utf-8"?>
-<c:userShapes xmlns:c="http://schemas.openxmlformats.org/drawingml/2006/chart">
-  <cdr:relSizeAnchor xmlns:cdr="http://schemas.openxmlformats.org/drawingml/2006/chartDrawing">
-    <cdr:from>
-      <cdr:x>0.3559</cdr:x>
-      <cdr:y>0.88393</cdr:y>
-    </cdr:from>
-    <cdr:to>
-      <cdr:x>0.62153</cdr:x>
-      <cdr:y>1</cdr:y>
-    </cdr:to>
-    <cdr:sp macro="" textlink="">
-      <cdr:nvSpPr>
-        <cdr:cNvPr id="2" name="Поле 1"/>
-        <cdr:cNvSpPr txBox="1"/>
-      </cdr:nvSpPr>
-      <cdr:spPr>
-        <a:xfrm xmlns:a="http://schemas.openxmlformats.org/drawingml/2006/main">
-          <a:off x="1952625" y="3114675"/>
-          <a:ext cx="1457325" cy="371475"/>
-        </a:xfrm>
-        <a:prstGeom xmlns:a="http://schemas.openxmlformats.org/drawingml/2006/main" prst="rect">
-          <a:avLst/>
-        </a:prstGeom>
-      </cdr:spPr>
-      <cdr:txBody>
-        <a:bodyPr xmlns:a="http://schemas.openxmlformats.org/drawingml/2006/main" vertOverflow="clip" wrap="square" rtlCol="0"/>
-        <a:lstStyle xmlns:a="http://schemas.openxmlformats.org/drawingml/2006/main"/>
-        <a:p xmlns:a="http://schemas.openxmlformats.org/drawingml/2006/main">
-          <a:endParaRPr lang="ru-RU" sz="1100"/>
-        </a:p>
-      </cdr:txBody>
-    </cdr:sp>
-  </cdr:relSizeAnchor>
-</c:userShapes>
-</file>
-
 <file path=word/theme/theme1.xml><?xml version="1.0" encoding="utf-8"?>
 <a:theme xmlns:a="http://schemas.openxmlformats.org/drawingml/2006/main" name="Тема Office">
   <a:themeElements>
@@ -32383,7 +32271,7 @@
 </file>
 
 <file path=customXml/itemProps1.xml><?xml version="1.0" encoding="utf-8"?>
-<ds:datastoreItem xmlns:ds="http://schemas.openxmlformats.org/officeDocument/2006/customXml" ds:itemID="{7976EDE6-0269-4AE6-A395-D3637FCBE998}">
+<ds:datastoreItem xmlns:ds="http://schemas.openxmlformats.org/officeDocument/2006/customXml" ds:itemID="{3BC14253-8249-46E3-820E-A55778E76AFE}">
   <ds:schemaRefs>
     <ds:schemaRef ds:uri="http://schemas.openxmlformats.org/officeDocument/2006/bibliography"/>
   </ds:schemaRefs>
